--- a/outputs/a31/a31_ficha_tecnica.docx
+++ b/outputs/a31/a31_ficha_tecnica.docx
@@ -521,7 +521,7 @@
           </w:tcPr>
           <w:p ns2:paraId="084A7408" ns2:textId="77777777">
             <w:r>
-              <w:t xml:space="preserve">1.0.0</w:t>
+              <w:t xml:space="preserve">2.0</w:t>
             </w:r>
           </w:p>
         </w:tc>
@@ -576,7 +576,7 @@
           </w:tcPr>
           <w:p ns2:paraId="4321CCA3" ns2:textId="77777777">
             <w:r>
-              <w:t xml:space="preserve">Modelo de regresión sustituto (surrogate) construido con un MLPRegressor de scikit-learn que estima el residuo vegetal disponible en el suelo (en toneladas) de una explotación cerealista a partir de la superficie de cultivo, la precipitación primaveral, un indicador de sequía y el tipo de cultivo. Pese al sufijo 'optimizer' de su identificador, el plugin integrado únicamente PREDICE el residuo; no resuelve ningún problema de optimización ni devuelve un plan de reasignación de superficie.</w:t>
+              <w:t xml:space="preserve">Optimizador determinista de Programación Lineal (PuLP/CBC, método Simplex) que reasigna la superficie de cultivos cerealistas en secano y regadío para minimizar el residuo vegetal disponible en suelo manteniendo un umbral mínimo de beneficio económico (Modo A), o maximizar el beneficio bajo un residuo máximo (Modo B). No es un modelo con pesos entrenados: resuelve un problema de optimización con restricciones a partir de un modelo económico por cultivo. Sustituye al surrogate MLPRegressor v1.x, retirado en la memoria v2.0.</w:t>
             </w:r>
           </w:p>
         </w:tc>
@@ -631,7 +631,7 @@
           </w:tcPr>
           <w:p ns2:paraId="6A197DDF" ns2:textId="77777777">
             <w:r>
-              <w:t xml:space="preserve">regression</w:t>
+              <w:t xml:space="preserve">optimization (Programación Lineal determinista)</w:t>
             </w:r>
           </w:p>
         </w:tc>
@@ -686,7 +686,7 @@
           </w:tcPr>
           <w:p ns2:paraId="1C645F96" ns2:textId="77777777">
             <w:r>
-              <w:t xml:space="preserve">scikit-learn (Pipeline: StandardScaler + OneHotEncoder + MLPRegressor hidden_layer_sizes=(128,64))</w:t>
+              <w:t xml:space="preserve">PuLP==3.3.2 (solver CBC), numpy, pandas, pydantic</w:t>
             </w:r>
           </w:p>
         </w:tc>
@@ -741,7 +741,7 @@
           </w:tcPr>
           <w:p ns2:paraId="4B3BB4A5" ns2:textId="77777777">
             <w:r>
-              <w:t xml:space="preserve">surrogate_residue.pkl (Pipeline scikit-learn serializado con joblib)</w:t>
+              <w:t xml:space="preserve">Sin pesos entrenados. Artefactos de configuración: crop_economics.json (precios/costes por cultivo), harvest_index.json (índice de cosecha por cultivo/régimen/estrés hídrico) y los config JSON (inference/optimization/pareto/economics). Dataset histórico dataset_cereal_lluvia_2009_2023.csv como base de superficies y rendimientos.</w:t>
             </w:r>
           </w:p>
         </w:tc>
@@ -796,7 +796,7 @@
           </w:tcPr>
           <w:p ns2:paraId="0D276D1A" ns2:textId="77777777">
             <w:r>
-              <w:t xml:space="preserve">Cuantificar el residuo vegetal (biomasa) que queda disponible en el suelo tras la cosecha de una explotación cerealista, como insumo para la gestión económico-ambiental del cultivo en la zona centro de la península ibérica. El objetivo de negocio del proyecto es reducir la biomasa residual excedentaria sin sacrificar la rentabilidad de la explotación; el plugin integrado aporta a ese objetivo la estimación del residuo, no la decisión de reasignación.</w:t>
+              <w:t xml:space="preserve">Dada la distribución histórica de superficies de cultivo de un año, proponer una asignación alternativa que reduzca la biomasa residual agrícola sin sacrificar el beneficio económico de la explotación, respetando límites de superficie, producción mínima por cultivo y bandas de variación realistas. Herramienta de análisis prescriptivo (qué hacer), no predictivo.</w:t>
             </w:r>
           </w:p>
         </w:tc>
@@ -851,7 +851,7 @@
           </w:tcPr>
           <w:p ns2:paraId="2A1BDCF3" ns2:textId="77777777">
             <w:r>
-              <w:t xml:space="preserve">Modo predict inline: se envía un escenario individual (superficies de secano y regadío, lluvia primaveral, indicador de sequía y cultivo) y el modelo devuelve el residuo disponible estimado en toneladas. Modo predict batch: un CSV con una fila por escenario, devolviendo una predicción por fila (más el cultivo de cada fila). Modo train: reentrena el Pipeline sobre un CSV que incluya la columna objetivo Residuo_Disponible_Suelo_t, guarda el artefacto y —si se aporta run_id— registra parámetros, r2_test y el modelo en MLflow; también admite cargar en inferencia un modelo reentrenado por el usuario vía mlflow_run_id.</w:t>
+              <w:t xml:space="preserve">Servido en /models/ml31-cereals-residue-optimizer/predict con tres modos por el discriminador 'mode'. Modo optimize: se fija el escenario (año de referencia, factor climático, lluvia esperada, tolerancias y restricciones) y optimization_mode (minimize_residue | maximize_benefit); devuelve el plan de asignación por cultivo/régimen, totales (producción, residuo, beneficio), reducción % vs baseline y veredicto de criterios de éxito. Modo pareto: traza la frontera residuo↔beneficio por epsilon-constraint y devuelve las cotas, los puntos no dominados y el knee point. Modo batch: optimiza cada escenario de un CSV. El reentrenamiento por usuario no aplica: /train devuelve HTTP 501 (optimizador determinista). Si las restricciones son incompatibles, el LP es infactible y se devuelve HTTP 422 (InfeasibleOptimizationError).</w:t>
             </w:r>
           </w:p>
         </w:tc>
@@ -1087,7 +1087,7 @@
           </w:tcPr>
           <w:p ns2:paraId="274456BA" ns2:textId="77777777">
             <w:r>
-              <w:t xml:space="preserve">Sup_Secano_ha</w:t>
+              <w:t xml:space="preserve">mode</w:t>
             </w:r>
           </w:p>
         </w:tc>
@@ -1110,7 +1110,7 @@
           </w:tcPr>
           <w:p ns2:paraId="03BFE475" ns2:textId="77777777">
             <w:r>
-              <w:t xml:space="preserve">float</w:t>
+              <w:t xml:space="preserve">str</w:t>
             </w:r>
           </w:p>
         </w:tc>
@@ -1133,7 +1133,7 @@
           </w:tcPr>
           <w:p ns2:paraId="73AC0988" ns2:textId="77777777">
             <w:r>
-              <w:t xml:space="preserve">Superficie de cultivo en secano (hectáreas)</w:t>
+              <w:t xml:space="preserve">Discriminador de petición: 'optimize', 'pareto' o 'batch'</w:t>
             </w:r>
           </w:p>
         </w:tc>
@@ -1179,7 +1179,7 @@
           </w:tcPr>
           <w:p ns2:paraId="7756D559" ns2:textId="77777777">
             <w:r>
-              <w:t xml:space="preserve">-</w:t>
+              <w:t xml:space="preserve">optimize</w:t>
             </w:r>
           </w:p>
         </w:tc>
@@ -1204,7 +1204,7 @@
           </w:tcPr>
           <w:p ns2:paraId="274456BA" ns2:textId="77777777">
             <w:r>
-              <w:t xml:space="preserve">Sup_Regadio_ha</w:t>
+              <w:t xml:space="preserve">reference_year</w:t>
             </w:r>
           </w:p>
         </w:tc>
@@ -1227,7 +1227,7 @@
           </w:tcPr>
           <w:p ns2:paraId="03BFE475" ns2:textId="77777777">
             <w:r>
-              <w:t xml:space="preserve">float</w:t>
+              <w:t xml:space="preserve">int</w:t>
             </w:r>
           </w:p>
         </w:tc>
@@ -1250,7 +1250,7 @@
           </w:tcPr>
           <w:p ns2:paraId="73AC0988" ns2:textId="77777777">
             <w:r>
-              <w:t xml:space="preserve">Superficie de cultivo en regadío (hectáreas)</w:t>
+              <w:t xml:space="preserve">Año de referencia; fija superficies y rendimientos históricos. Si no existe cae al último año disponible</w:t>
             </w:r>
           </w:p>
         </w:tc>
@@ -1273,7 +1273,7 @@
           </w:tcPr>
           <w:p ns2:paraId="29F6ACFB" ns2:textId="77777777">
             <w:r>
-              <w:t xml:space="preserve">Sí</w:t>
+              <w:t xml:space="preserve">No</w:t>
             </w:r>
           </w:p>
         </w:tc>
@@ -1296,7 +1296,7 @@
           </w:tcPr>
           <w:p ns2:paraId="7756D559" ns2:textId="77777777">
             <w:r>
-              <w:t xml:space="preserve">-</w:t>
+              <w:t xml:space="preserve">2023</w:t>
             </w:r>
           </w:p>
         </w:tc>
@@ -1321,7 +1321,7 @@
           </w:tcPr>
           <w:p ns2:paraId="274456BA" ns2:textId="77777777">
             <w:r>
-              <w:t xml:space="preserve">Lluvia_Primavera_mm</w:t>
+              <w:t xml:space="preserve">optimization_mode</w:t>
             </w:r>
           </w:p>
         </w:tc>
@@ -1344,7 +1344,7 @@
           </w:tcPr>
           <w:p ns2:paraId="03BFE475" ns2:textId="77777777">
             <w:r>
-              <w:t xml:space="preserve">float</w:t>
+              <w:t xml:space="preserve">str</w:t>
             </w:r>
           </w:p>
         </w:tc>
@@ -1367,7 +1367,7 @@
           </w:tcPr>
           <w:p ns2:paraId="73AC0988" ns2:textId="77777777">
             <w:r>
-              <w:t xml:space="preserve">Precipitación primaveral acumulada (mm, marzo-mayo)</w:t>
+              <w:t xml:space="preserve">Objetivo del LP: 'minimize_residue' (Modo A) o 'maximize_benefit' (Modo B)</w:t>
             </w:r>
           </w:p>
         </w:tc>
@@ -1390,7 +1390,7 @@
           </w:tcPr>
           <w:p ns2:paraId="29F6ACFB" ns2:textId="77777777">
             <w:r>
-              <w:t xml:space="preserve">Sí</w:t>
+              <w:t xml:space="preserve">No</w:t>
             </w:r>
           </w:p>
         </w:tc>
@@ -1413,7 +1413,7 @@
           </w:tcPr>
           <w:p ns2:paraId="7756D559" ns2:textId="77777777">
             <w:r>
-              <w:t xml:space="preserve">-</w:t>
+              <w:t xml:space="preserve">minimize_residue</w:t>
             </w:r>
           </w:p>
         </w:tc>
@@ -1438,7 +1438,7 @@
           </w:tcPr>
           <w:p ns2:paraId="274456BA" ns2:textId="77777777">
             <w:r>
-              <w:t xml:space="preserve">Sequia_Primavera</w:t>
+              <w:t xml:space="preserve">climate_factor</w:t>
             </w:r>
           </w:p>
         </w:tc>
@@ -1461,7 +1461,7 @@
           </w:tcPr>
           <w:p ns2:paraId="03BFE475" ns2:textId="77777777">
             <w:r>
-              <w:t xml:space="preserve">int</w:t>
+              <w:t xml:space="preserve">float</w:t>
             </w:r>
           </w:p>
         </w:tc>
@@ -1484,7 +1484,7 @@
           </w:tcPr>
           <w:p ns2:paraId="73AC0988" ns2:textId="77777777">
             <w:r>
-              <w:t xml:space="preserve">Indicador de sequía: 1 si la lluvia primaveral es inferior a 200 mm, 0 en caso contrario</w:t>
+              <w:t xml:space="preserve">Multiplicador sobre los rendimientos (0.75–1.15); se aplica a baseline y óptimo por igual</w:t>
             </w:r>
           </w:p>
         </w:tc>
@@ -1530,7 +1530,7 @@
           </w:tcPr>
           <w:p ns2:paraId="7756D559" ns2:textId="77777777">
             <w:r>
-              <w:t xml:space="preserve">0</w:t>
+              <w:t xml:space="preserve">1.0</w:t>
             </w:r>
           </w:p>
         </w:tc>
@@ -1555,7 +1555,7 @@
           </w:tcPr>
           <w:p ns2:paraId="274456BA" ns2:textId="77777777">
             <w:r>
-              <w:t xml:space="preserve">Cultivo</w:t>
+              <w:t xml:space="preserve">expected_spring_rain_mm</w:t>
             </w:r>
           </w:p>
         </w:tc>
@@ -1578,7 +1578,7 @@
           </w:tcPr>
           <w:p ns2:paraId="03BFE475" ns2:textId="77777777">
             <w:r>
-              <w:t xml:space="preserve">str</w:t>
+              <w:t xml:space="preserve">float</w:t>
             </w:r>
           </w:p>
         </w:tc>
@@ -1601,7 +1601,7 @@
           </w:tcPr>
           <w:p ns2:paraId="73AC0988" ns2:textId="77777777">
             <w:r>
-              <w:t xml:space="preserve">Tipo de cultivo cerealista (p. ej. Trigo, Cebada, Maíz, Girasol); codificado internamente con OneHotEncoder (handle_unknown='ignore')</w:t>
+              <w:t xml:space="preserve">Lluvia de primavera esperada (mm); &lt;100 activa estrés hídrico (índice de cosecha reducido en secano)</w:t>
             </w:r>
           </w:p>
         </w:tc>
@@ -1624,7 +1624,7 @@
           </w:tcPr>
           <w:p ns2:paraId="29F6ACFB" ns2:textId="77777777">
             <w:r>
-              <w:t xml:space="preserve">Sí</w:t>
+              <w:t xml:space="preserve">No</w:t>
             </w:r>
           </w:p>
         </w:tc>
@@ -1647,7 +1647,7 @@
           </w:tcPr>
           <w:p ns2:paraId="7756D559" ns2:textId="77777777">
             <w:r>
-              <w:t xml:space="preserve">-</w:t>
+              <w:t xml:space="preserve">130.0</w:t>
             </w:r>
           </w:p>
         </w:tc>
@@ -1672,7 +1672,7 @@
           </w:tcPr>
           <w:p ns2:paraId="274456BA" ns2:textId="77777777">
             <w:r>
-              <w:t xml:space="preserve">data_path</w:t>
+              <w:t xml:space="preserve">min_benefit_eur / min_benefit_pct_of_baseline</w:t>
             </w:r>
           </w:p>
         </w:tc>
@@ -1695,7 +1695,7 @@
           </w:tcPr>
           <w:p ns2:paraId="03BFE475" ns2:textId="77777777">
             <w:r>
-              <w:t xml:space="preserve">str</w:t>
+              <w:t xml:space="preserve">float | null</w:t>
             </w:r>
           </w:p>
         </w:tc>
@@ -1718,7 +1718,7 @@
           </w:tcPr>
           <w:p ns2:paraId="73AC0988" ns2:textId="77777777">
             <w:r>
-              <w:t xml:space="preserve">Modo batch: ruta al CSV con una fila por escenario (columnas Sup_Secano_ha, Sup_Regadio_ha, Lluvia_Primavera_mm, Sequia_Primavera, Cultivo)</w:t>
+              <w:t xml:space="preserve">Beneficio mínimo exigido (restricción R6, Modo A). Si min_benefit_eur es null se deriva del baseline por el %</w:t>
             </w:r>
           </w:p>
         </w:tc>
@@ -1741,7 +1741,7 @@
           </w:tcPr>
           <w:p ns2:paraId="29F6ACFB" ns2:textId="77777777">
             <w:r>
-              <w:t xml:space="preserve">Sí (modo batch)</w:t>
+              <w:t xml:space="preserve">No</w:t>
             </w:r>
           </w:p>
         </w:tc>
@@ -1764,7 +1764,7 @@
           </w:tcPr>
           <w:p ns2:paraId="7756D559" ns2:textId="77777777">
             <w:r>
-              <w:t xml:space="preserve">-</w:t>
+              <w:t xml:space="preserve">null / 1.0</w:t>
             </w:r>
           </w:p>
         </w:tc>
@@ -1789,7 +1789,7 @@
           </w:tcPr>
           <w:p ns2:paraId="274456BA" ns2:textId="77777777">
             <w:r>
-              <w:t xml:space="preserve">mlflow_run_id</w:t>
+              <w:t xml:space="preserve">max_residue_t</w:t>
             </w:r>
           </w:p>
         </w:tc>
@@ -1812,6 +1812,474 @@
           </w:tcPr>
           <w:p ns2:paraId="03BFE475" ns2:textId="77777777">
             <w:r>
+              <w:t xml:space="preserve">float | null</w:t>
+            </w:r>
+          </w:p>
+        </w:tc>
+        <w:tc>
+          <w:tcPr>
+            <w:tcW w:w="3055" w:type="dxa"/>
+            <w:tcBorders>
+              <w:top w:val="single" w:sz="4" w:space="0" w:color="BFCFDF"/>
+              <w:left w:val="single" w:sz="4" w:space="0" w:color="BFCFDF"/>
+              <w:bottom w:val="single" w:sz="4" w:space="0" w:color="BFCFDF"/>
+              <w:right w:val="single" w:sz="4" w:space="0" w:color="BFCFDF"/>
+            </w:tcBorders>
+            <w:shd w:val="clear" w:color="auto" w:fill="EBF3FB"/>
+            <w:tcMar>
+              <w:top w:w="80" w:type="dxa"/>
+              <w:left w:w="120" w:type="dxa"/>
+              <w:bottom w:w="80" w:type="dxa"/>
+              <w:right w:w="120" w:type="dxa"/>
+            </w:tcMar>
+          </w:tcPr>
+          <w:p ns2:paraId="73AC0988" ns2:textId="77777777">
+            <w:r>
+              <w:t xml:space="preserve">Residuo máximo admisible (restricción R7, Modo B)</w:t>
+            </w:r>
+          </w:p>
+        </w:tc>
+        <w:tc>
+          <w:tcPr>
+            <w:tcW w:w="1307" w:type="dxa"/>
+            <w:tcBorders>
+              <w:top w:val="single" w:sz="4" w:space="0" w:color="BFCFDF"/>
+              <w:left w:val="single" w:sz="4" w:space="0" w:color="BFCFDF"/>
+              <w:bottom w:val="single" w:sz="4" w:space="0" w:color="BFCFDF"/>
+              <w:right w:val="single" w:sz="4" w:space="0" w:color="BFCFDF"/>
+            </w:tcBorders>
+            <w:shd w:val="clear" w:color="auto" w:fill="EBF3FB"/>
+            <w:tcMar>
+              <w:top w:w="80" w:type="dxa"/>
+              <w:left w:w="120" w:type="dxa"/>
+              <w:bottom w:w="80" w:type="dxa"/>
+              <w:right w:w="120" w:type="dxa"/>
+            </w:tcMar>
+          </w:tcPr>
+          <w:p ns2:paraId="29F6ACFB" ns2:textId="77777777">
+            <w:r>
+              <w:t xml:space="preserve">No</w:t>
+            </w:r>
+          </w:p>
+        </w:tc>
+        <w:tc>
+          <w:tcPr>
+            <w:tcW w:w="1447" w:type="dxa"/>
+            <w:tcBorders>
+              <w:top w:val="single" w:sz="4" w:space="0" w:color="BFCFDF"/>
+              <w:left w:val="single" w:sz="4" w:space="0" w:color="BFCFDF"/>
+              <w:bottom w:val="single" w:sz="4" w:space="0" w:color="BFCFDF"/>
+              <w:right w:val="single" w:sz="4" w:space="0" w:color="BFCFDF"/>
+            </w:tcBorders>
+            <w:shd w:val="clear" w:color="auto" w:fill="EBF3FB"/>
+            <w:tcMar>
+              <w:top w:w="80" w:type="dxa"/>
+              <w:left w:w="120" w:type="dxa"/>
+              <w:bottom w:w="80" w:type="dxa"/>
+              <w:right w:w="120" w:type="dxa"/>
+            </w:tcMar>
+          </w:tcPr>
+          <w:p ns2:paraId="7756D559" ns2:textId="77777777">
+            <w:r>
+              <w:t xml:space="preserve">null</w:t>
+            </w:r>
+          </w:p>
+        </w:tc>
+      </w:tr>
+      <w:tr ns2:paraId="5943B210" ns2:textId="77777777">
+        <w:tc>
+          <w:tcPr>
+            <w:tcW w:w="2167" w:type="dxa"/>
+            <w:tcBorders>
+              <w:top w:val="single" w:sz="4" w:space="0" w:color="BFCFDF"/>
+              <w:left w:val="single" w:sz="4" w:space="0" w:color="BFCFDF"/>
+              <w:bottom w:val="single" w:sz="4" w:space="0" w:color="BFCFDF"/>
+              <w:right w:val="single" w:sz="4" w:space="0" w:color="BFCFDF"/>
+            </w:tcBorders>
+            <w:shd w:val="clear" w:color="auto" w:fill="EBF3FB"/>
+            <w:tcMar>
+              <w:top w:w="80" w:type="dxa"/>
+              <w:left w:w="120" w:type="dxa"/>
+              <w:bottom w:w="80" w:type="dxa"/>
+              <w:right w:w="120" w:type="dxa"/>
+            </w:tcMar>
+          </w:tcPr>
+          <w:p ns2:paraId="274456BA" ns2:textId="77777777">
+            <w:r>
+              <w:t xml:space="preserve">surface_tolerance_pct</w:t>
+            </w:r>
+          </w:p>
+        </w:tc>
+        <w:tc>
+          <w:tcPr>
+            <w:tcW w:w="1384" w:type="dxa"/>
+            <w:tcBorders>
+              <w:top w:val="single" w:sz="4" w:space="0" w:color="BFCFDF"/>
+              <w:left w:val="single" w:sz="4" w:space="0" w:color="BFCFDF"/>
+              <w:bottom w:val="single" w:sz="4" w:space="0" w:color="BFCFDF"/>
+              <w:right w:val="single" w:sz="4" w:space="0" w:color="BFCFDF"/>
+            </w:tcBorders>
+            <w:shd w:val="clear" w:color="auto" w:fill="EBF3FB"/>
+            <w:tcMar>
+              <w:top w:w="80" w:type="dxa"/>
+              <w:left w:w="120" w:type="dxa"/>
+              <w:bottom w:w="80" w:type="dxa"/>
+              <w:right w:w="120" w:type="dxa"/>
+            </w:tcMar>
+          </w:tcPr>
+          <w:p ns2:paraId="03BFE475" ns2:textId="77777777">
+            <w:r>
+              <w:t xml:space="preserve">float</w:t>
+            </w:r>
+          </w:p>
+        </w:tc>
+        <w:tc>
+          <w:tcPr>
+            <w:tcW w:w="3055" w:type="dxa"/>
+            <w:tcBorders>
+              <w:top w:val="single" w:sz="4" w:space="0" w:color="BFCFDF"/>
+              <w:left w:val="single" w:sz="4" w:space="0" w:color="BFCFDF"/>
+              <w:bottom w:val="single" w:sz="4" w:space="0" w:color="BFCFDF"/>
+              <w:right w:val="single" w:sz="4" w:space="0" w:color="BFCFDF"/>
+            </w:tcBorders>
+            <w:shd w:val="clear" w:color="auto" w:fill="EBF3FB"/>
+            <w:tcMar>
+              <w:top w:w="80" w:type="dxa"/>
+              <w:left w:w="120" w:type="dxa"/>
+              <w:bottom w:w="80" w:type="dxa"/>
+              <w:right w:w="120" w:type="dxa"/>
+            </w:tcMar>
+          </w:tcPr>
+          <w:p ns2:paraId="73AC0988" ns2:textId="77777777">
+            <w:r>
+              <w:t xml:space="preserve">Banda ±% sobre la superficie histórica de cada cultivo (restricción R4c)</w:t>
+            </w:r>
+          </w:p>
+        </w:tc>
+        <w:tc>
+          <w:tcPr>
+            <w:tcW w:w="1307" w:type="dxa"/>
+            <w:tcBorders>
+              <w:top w:val="single" w:sz="4" w:space="0" w:color="BFCFDF"/>
+              <w:left w:val="single" w:sz="4" w:space="0" w:color="BFCFDF"/>
+              <w:bottom w:val="single" w:sz="4" w:space="0" w:color="BFCFDF"/>
+              <w:right w:val="single" w:sz="4" w:space="0" w:color="BFCFDF"/>
+            </w:tcBorders>
+            <w:shd w:val="clear" w:color="auto" w:fill="EBF3FB"/>
+            <w:tcMar>
+              <w:top w:w="80" w:type="dxa"/>
+              <w:left w:w="120" w:type="dxa"/>
+              <w:bottom w:w="80" w:type="dxa"/>
+              <w:right w:w="120" w:type="dxa"/>
+            </w:tcMar>
+          </w:tcPr>
+          <w:p ns2:paraId="29F6ACFB" ns2:textId="77777777">
+            <w:r>
+              <w:t xml:space="preserve">No</w:t>
+            </w:r>
+          </w:p>
+        </w:tc>
+        <w:tc>
+          <w:tcPr>
+            <w:tcW w:w="1447" w:type="dxa"/>
+            <w:tcBorders>
+              <w:top w:val="single" w:sz="4" w:space="0" w:color="BFCFDF"/>
+              <w:left w:val="single" w:sz="4" w:space="0" w:color="BFCFDF"/>
+              <w:bottom w:val="single" w:sz="4" w:space="0" w:color="BFCFDF"/>
+              <w:right w:val="single" w:sz="4" w:space="0" w:color="BFCFDF"/>
+            </w:tcBorders>
+            <w:shd w:val="clear" w:color="auto" w:fill="EBF3FB"/>
+            <w:tcMar>
+              <w:top w:w="80" w:type="dxa"/>
+              <w:left w:w="120" w:type="dxa"/>
+              <w:bottom w:w="80" w:type="dxa"/>
+              <w:right w:w="120" w:type="dxa"/>
+            </w:tcMar>
+          </w:tcPr>
+          <w:p ns2:paraId="7756D559" ns2:textId="77777777">
+            <w:r>
+              <w:t xml:space="preserve">25.0</w:t>
+            </w:r>
+          </w:p>
+        </w:tc>
+      </w:tr>
+      <w:tr ns2:paraId="5943B210" ns2:textId="77777777">
+        <w:tc>
+          <w:tcPr>
+            <w:tcW w:w="2167" w:type="dxa"/>
+            <w:tcBorders>
+              <w:top w:val="single" w:sz="4" w:space="0" w:color="BFCFDF"/>
+              <w:left w:val="single" w:sz="4" w:space="0" w:color="BFCFDF"/>
+              <w:bottom w:val="single" w:sz="4" w:space="0" w:color="BFCFDF"/>
+              <w:right w:val="single" w:sz="4" w:space="0" w:color="BFCFDF"/>
+            </w:tcBorders>
+            <w:shd w:val="clear" w:color="auto" w:fill="EBF3FB"/>
+            <w:tcMar>
+              <w:top w:w="80" w:type="dxa"/>
+              <w:left w:w="120" w:type="dxa"/>
+              <w:bottom w:w="80" w:type="dxa"/>
+              <w:right w:w="120" w:type="dxa"/>
+            </w:tcMar>
+          </w:tcPr>
+          <w:p ns2:paraId="274456BA" ns2:textId="77777777">
+            <w:r>
+              <w:t xml:space="preserve">min_secano_use_pct / min_regadio_use_pct</w:t>
+            </w:r>
+          </w:p>
+        </w:tc>
+        <w:tc>
+          <w:tcPr>
+            <w:tcW w:w="1384" w:type="dxa"/>
+            <w:tcBorders>
+              <w:top w:val="single" w:sz="4" w:space="0" w:color="BFCFDF"/>
+              <w:left w:val="single" w:sz="4" w:space="0" w:color="BFCFDF"/>
+              <w:bottom w:val="single" w:sz="4" w:space="0" w:color="BFCFDF"/>
+              <w:right w:val="single" w:sz="4" w:space="0" w:color="BFCFDF"/>
+            </w:tcBorders>
+            <w:shd w:val="clear" w:color="auto" w:fill="EBF3FB"/>
+            <w:tcMar>
+              <w:top w:w="80" w:type="dxa"/>
+              <w:left w:w="120" w:type="dxa"/>
+              <w:bottom w:w="80" w:type="dxa"/>
+              <w:right w:w="120" w:type="dxa"/>
+            </w:tcMar>
+          </w:tcPr>
+          <w:p ns2:paraId="03BFE475" ns2:textId="77777777">
+            <w:r>
+              <w:t xml:space="preserve">float</w:t>
+            </w:r>
+          </w:p>
+        </w:tc>
+        <w:tc>
+          <w:tcPr>
+            <w:tcW w:w="3055" w:type="dxa"/>
+            <w:tcBorders>
+              <w:top w:val="single" w:sz="4" w:space="0" w:color="BFCFDF"/>
+              <w:left w:val="single" w:sz="4" w:space="0" w:color="BFCFDF"/>
+              <w:bottom w:val="single" w:sz="4" w:space="0" w:color="BFCFDF"/>
+              <w:right w:val="single" w:sz="4" w:space="0" w:color="BFCFDF"/>
+            </w:tcBorders>
+            <w:shd w:val="clear" w:color="auto" w:fill="EBF3FB"/>
+            <w:tcMar>
+              <w:top w:w="80" w:type="dxa"/>
+              <w:left w:w="120" w:type="dxa"/>
+              <w:bottom w:w="80" w:type="dxa"/>
+              <w:right w:w="120" w:type="dxa"/>
+            </w:tcMar>
+          </w:tcPr>
+          <w:p ns2:paraId="73AC0988" ns2:textId="77777777">
+            <w:r>
+              <w:t xml:space="preserve">Uso mínimo de la superficie total de secano/regadío (R1b/R2b)</w:t>
+            </w:r>
+          </w:p>
+        </w:tc>
+        <w:tc>
+          <w:tcPr>
+            <w:tcW w:w="1307" w:type="dxa"/>
+            <w:tcBorders>
+              <w:top w:val="single" w:sz="4" w:space="0" w:color="BFCFDF"/>
+              <w:left w:val="single" w:sz="4" w:space="0" w:color="BFCFDF"/>
+              <w:bottom w:val="single" w:sz="4" w:space="0" w:color="BFCFDF"/>
+              <w:right w:val="single" w:sz="4" w:space="0" w:color="BFCFDF"/>
+            </w:tcBorders>
+            <w:shd w:val="clear" w:color="auto" w:fill="EBF3FB"/>
+            <w:tcMar>
+              <w:top w:w="80" w:type="dxa"/>
+              <w:left w:w="120" w:type="dxa"/>
+              <w:bottom w:w="80" w:type="dxa"/>
+              <w:right w:w="120" w:type="dxa"/>
+            </w:tcMar>
+          </w:tcPr>
+          <w:p ns2:paraId="29F6ACFB" ns2:textId="77777777">
+            <w:r>
+              <w:t xml:space="preserve">No</w:t>
+            </w:r>
+          </w:p>
+        </w:tc>
+        <w:tc>
+          <w:tcPr>
+            <w:tcW w:w="1447" w:type="dxa"/>
+            <w:tcBorders>
+              <w:top w:val="single" w:sz="4" w:space="0" w:color="BFCFDF"/>
+              <w:left w:val="single" w:sz="4" w:space="0" w:color="BFCFDF"/>
+              <w:bottom w:val="single" w:sz="4" w:space="0" w:color="BFCFDF"/>
+              <w:right w:val="single" w:sz="4" w:space="0" w:color="BFCFDF"/>
+            </w:tcBorders>
+            <w:shd w:val="clear" w:color="auto" w:fill="EBF3FB"/>
+            <w:tcMar>
+              <w:top w:w="80" w:type="dxa"/>
+              <w:left w:w="120" w:type="dxa"/>
+              <w:bottom w:w="80" w:type="dxa"/>
+              <w:right w:w="120" w:type="dxa"/>
+            </w:tcMar>
+          </w:tcPr>
+          <w:p ns2:paraId="7756D559" ns2:textId="77777777">
+            <w:r>
+              <w:t xml:space="preserve">95.0 / 95.0</w:t>
+            </w:r>
+          </w:p>
+        </w:tc>
+      </w:tr>
+      <w:tr ns2:paraId="5943B210" ns2:textId="77777777">
+        <w:tc>
+          <w:tcPr>
+            <w:tcW w:w="2167" w:type="dxa"/>
+            <w:tcBorders>
+              <w:top w:val="single" w:sz="4" w:space="0" w:color="BFCFDF"/>
+              <w:left w:val="single" w:sz="4" w:space="0" w:color="BFCFDF"/>
+              <w:bottom w:val="single" w:sz="4" w:space="0" w:color="BFCFDF"/>
+              <w:right w:val="single" w:sz="4" w:space="0" w:color="BFCFDF"/>
+            </w:tcBorders>
+            <w:shd w:val="clear" w:color="auto" w:fill="EBF3FB"/>
+            <w:tcMar>
+              <w:top w:w="80" w:type="dxa"/>
+              <w:left w:w="120" w:type="dxa"/>
+              <w:bottom w:w="80" w:type="dxa"/>
+              <w:right w:w="120" w:type="dxa"/>
+            </w:tcMar>
+          </w:tcPr>
+          <w:p ns2:paraId="274456BA" ns2:textId="77777777">
+            <w:r>
+              <w:t xml:space="preserve">crop_constraints / price_overrides / cost_overrides</w:t>
+            </w:r>
+          </w:p>
+        </w:tc>
+        <w:tc>
+          <w:tcPr>
+            <w:tcW w:w="1384" w:type="dxa"/>
+            <w:tcBorders>
+              <w:top w:val="single" w:sz="4" w:space="0" w:color="BFCFDF"/>
+              <w:left w:val="single" w:sz="4" w:space="0" w:color="BFCFDF"/>
+              <w:bottom w:val="single" w:sz="4" w:space="0" w:color="BFCFDF"/>
+              <w:right w:val="single" w:sz="4" w:space="0" w:color="BFCFDF"/>
+            </w:tcBorders>
+            <w:shd w:val="clear" w:color="auto" w:fill="EBF3FB"/>
+            <w:tcMar>
+              <w:top w:w="80" w:type="dxa"/>
+              <w:left w:w="120" w:type="dxa"/>
+              <w:bottom w:w="80" w:type="dxa"/>
+              <w:right w:w="120" w:type="dxa"/>
+            </w:tcMar>
+          </w:tcPr>
+          <w:p ns2:paraId="03BFE475" ns2:textId="77777777">
+            <w:r>
+              <w:t xml:space="preserve">dict</w:t>
+            </w:r>
+          </w:p>
+        </w:tc>
+        <w:tc>
+          <w:tcPr>
+            <w:tcW w:w="3055" w:type="dxa"/>
+            <w:tcBorders>
+              <w:top w:val="single" w:sz="4" w:space="0" w:color="BFCFDF"/>
+              <w:left w:val="single" w:sz="4" w:space="0" w:color="BFCFDF"/>
+              <w:bottom w:val="single" w:sz="4" w:space="0" w:color="BFCFDF"/>
+              <w:right w:val="single" w:sz="4" w:space="0" w:color="BFCFDF"/>
+            </w:tcBorders>
+            <w:shd w:val="clear" w:color="auto" w:fill="EBF3FB"/>
+            <w:tcMar>
+              <w:top w:w="80" w:type="dxa"/>
+              <w:left w:w="120" w:type="dxa"/>
+              <w:bottom w:w="80" w:type="dxa"/>
+              <w:right w:w="120" w:type="dxa"/>
+            </w:tcMar>
+          </w:tcPr>
+          <w:p ns2:paraId="73AC0988" ns2:textId="77777777">
+            <w:r>
+              <w:t xml:space="preserve">Restricciones por cultivo (producción/superficie mín-máx) y sobrescritura de precios/costes económicos</w:t>
+            </w:r>
+          </w:p>
+        </w:tc>
+        <w:tc>
+          <w:tcPr>
+            <w:tcW w:w="1307" w:type="dxa"/>
+            <w:tcBorders>
+              <w:top w:val="single" w:sz="4" w:space="0" w:color="BFCFDF"/>
+              <w:left w:val="single" w:sz="4" w:space="0" w:color="BFCFDF"/>
+              <w:bottom w:val="single" w:sz="4" w:space="0" w:color="BFCFDF"/>
+              <w:right w:val="single" w:sz="4" w:space="0" w:color="BFCFDF"/>
+            </w:tcBorders>
+            <w:shd w:val="clear" w:color="auto" w:fill="EBF3FB"/>
+            <w:tcMar>
+              <w:top w:w="80" w:type="dxa"/>
+              <w:left w:w="120" w:type="dxa"/>
+              <w:bottom w:w="80" w:type="dxa"/>
+              <w:right w:w="120" w:type="dxa"/>
+            </w:tcMar>
+          </w:tcPr>
+          <w:p ns2:paraId="29F6ACFB" ns2:textId="77777777">
+            <w:r>
+              <w:t xml:space="preserve">No</w:t>
+            </w:r>
+          </w:p>
+        </w:tc>
+        <w:tc>
+          <w:tcPr>
+            <w:tcW w:w="1447" w:type="dxa"/>
+            <w:tcBorders>
+              <w:top w:val="single" w:sz="4" w:space="0" w:color="BFCFDF"/>
+              <w:left w:val="single" w:sz="4" w:space="0" w:color="BFCFDF"/>
+              <w:bottom w:val="single" w:sz="4" w:space="0" w:color="BFCFDF"/>
+              <w:right w:val="single" w:sz="4" w:space="0" w:color="BFCFDF"/>
+            </w:tcBorders>
+            <w:shd w:val="clear" w:color="auto" w:fill="EBF3FB"/>
+            <w:tcMar>
+              <w:top w:w="80" w:type="dxa"/>
+              <w:left w:w="120" w:type="dxa"/>
+              <w:bottom w:w="80" w:type="dxa"/>
+              <w:right w:w="120" w:type="dxa"/>
+            </w:tcMar>
+          </w:tcPr>
+          <w:p ns2:paraId="7756D559" ns2:textId="77777777">
+            <w:r>
+              <w:t xml:space="preserve">{}</w:t>
+            </w:r>
+          </w:p>
+        </w:tc>
+      </w:tr>
+      <w:tr ns2:paraId="5943B210" ns2:textId="77777777">
+        <w:tc>
+          <w:tcPr>
+            <w:tcW w:w="2167" w:type="dxa"/>
+            <w:tcBorders>
+              <w:top w:val="single" w:sz="4" w:space="0" w:color="BFCFDF"/>
+              <w:left w:val="single" w:sz="4" w:space="0" w:color="BFCFDF"/>
+              <w:bottom w:val="single" w:sz="4" w:space="0" w:color="BFCFDF"/>
+              <w:right w:val="single" w:sz="4" w:space="0" w:color="BFCFDF"/>
+            </w:tcBorders>
+            <w:shd w:val="clear" w:color="auto" w:fill="EBF3FB"/>
+            <w:tcMar>
+              <w:top w:w="80" w:type="dxa"/>
+              <w:left w:w="120" w:type="dxa"/>
+              <w:bottom w:w="80" w:type="dxa"/>
+              <w:right w:w="120" w:type="dxa"/>
+            </w:tcMar>
+          </w:tcPr>
+          <w:p ns2:paraId="274456BA" ns2:textId="77777777">
+            <w:r>
+              <w:t xml:space="preserve">data_path</w:t>
+            </w:r>
+          </w:p>
+        </w:tc>
+        <w:tc>
+          <w:tcPr>
+            <w:tcW w:w="1384" w:type="dxa"/>
+            <w:tcBorders>
+              <w:top w:val="single" w:sz="4" w:space="0" w:color="BFCFDF"/>
+              <w:left w:val="single" w:sz="4" w:space="0" w:color="BFCFDF"/>
+              <w:bottom w:val="single" w:sz="4" w:space="0" w:color="BFCFDF"/>
+              <w:right w:val="single" w:sz="4" w:space="0" w:color="BFCFDF"/>
+            </w:tcBorders>
+            <w:shd w:val="clear" w:color="auto" w:fill="EBF3FB"/>
+            <w:tcMar>
+              <w:top w:w="80" w:type="dxa"/>
+              <w:left w:w="120" w:type="dxa"/>
+              <w:bottom w:w="80" w:type="dxa"/>
+              <w:right w:w="120" w:type="dxa"/>
+            </w:tcMar>
+          </w:tcPr>
+          <w:p ns2:paraId="03BFE475" ns2:textId="77777777">
+            <w:r>
               <w:t xml:space="preserve">str</w:t>
             </w:r>
           </w:p>
@@ -1835,7 +2303,7 @@
           </w:tcPr>
           <w:p ns2:paraId="73AC0988" ns2:textId="77777777">
             <w:r>
-              <w:t xml:space="preserve">Si se indica, carga un Pipeline reentrenado por el usuario desde MLflow en lugar del artefacto fijo; en /train activa además el registro de parámetros y métricas</w:t>
+              <w:t xml:space="preserve">Modo batch: CSV con un escenario de optimización por fila</w:t>
             </w:r>
           </w:p>
         </w:tc>
@@ -1858,7 +2326,7 @@
           </w:tcPr>
           <w:p ns2:paraId="29F6ACFB" ns2:textId="77777777">
             <w:r>
-              <w:t xml:space="preserve">No</w:t>
+              <w:t xml:space="preserve">Sí (modo batch)</w:t>
             </w:r>
           </w:p>
         </w:tc>
@@ -1881,7 +2349,7 @@
           </w:tcPr>
           <w:p ns2:paraId="7756D559" ns2:textId="77777777">
             <w:r>
-              <w:t xml:space="preserve">""</w:t>
+              <w:t xml:space="preserve">-</w:t>
             </w:r>
           </w:p>
         </w:tc>
@@ -2117,7 +2585,7 @@
           </w:tcPr>
           <w:p ns2:paraId="4132C6A4" ns2:textId="77777777">
             <w:r>
-              <w:t xml:space="preserve">prediction</w:t>
+              <w:t xml:space="preserve">crop_allocation</w:t>
             </w:r>
           </w:p>
         </w:tc>
@@ -2140,7 +2608,7 @@
           </w:tcPr>
           <w:p ns2:paraId="53FB4F47" ns2:textId="77777777">
             <w:r>
-              <w:t xml:space="preserve">float (toneladas)</w:t>
+              <w:t xml:space="preserve">dict[cultivo]-&gt;{secano_ha,regadio_ha,production_t,residue_t,benefit_eur}</w:t>
             </w:r>
           </w:p>
         </w:tc>
@@ -2163,7 +2631,7 @@
           </w:tcPr>
           <w:p ns2:paraId="6B1D3E7E" ns2:textId="77777777">
             <w:r>
-              <w:t xml:space="preserve">Residuo vegetal disponible en suelo estimado para el escenario</w:t>
+              <w:t xml:space="preserve">Plan de acción: superficie óptima por cultivo y régimen con sus magnitudes derivadas</w:t>
             </w:r>
           </w:p>
         </w:tc>
@@ -2186,7 +2654,7 @@
           </w:tcPr>
           <w:p ns2:paraId="5BF35099" ns2:textId="77777777">
             <w:r>
-              <w:t xml:space="preserve">continuo, no negativo en escenarios realistas</w:t>
+              <w:t xml:space="preserve">≥ 0</w:t>
             </w:r>
           </w:p>
         </w:tc>
@@ -2209,7 +2677,7 @@
           </w:tcPr>
           <w:p ns2:paraId="2067DBEB" ns2:textId="77777777">
             <w:r>
-              <w:t xml:space="preserve">Toneladas de biomasa residual que quedarían disponibles en el suelo; valores más altos indican mayor excedente de residuo a gestionar</w:t>
+              <w:t xml:space="preserve">Es la recomendación operativa de reasignación de superficies</w:t>
             </w:r>
           </w:p>
         </w:tc>
@@ -2234,7 +2702,7 @@
           </w:tcPr>
           <w:p ns2:paraId="4132C6A4" ns2:textId="77777777">
             <w:r>
-              <w:t xml:space="preserve">confidence</w:t>
+              <w:t xml:space="preserve">total_residue_t</w:t>
             </w:r>
           </w:p>
         </w:tc>
@@ -2257,7 +2725,7 @@
           </w:tcPr>
           <w:p ns2:paraId="53FB4F47" ns2:textId="77777777">
             <w:r>
-              <w:t xml:space="preserve">float | null</w:t>
+              <w:t xml:space="preserve">float (t)</w:t>
             </w:r>
           </w:p>
         </w:tc>
@@ -2280,7 +2748,7 @@
           </w:tcPr>
           <w:p ns2:paraId="6B1D3E7E" ns2:textId="77777777">
             <w:r>
-              <w:t xml:space="preserve">Confianza asociada a la predicción</w:t>
+              <w:t xml:space="preserve">Residuo total disponible en suelo de la solución óptima (objetivo Modo A)</w:t>
             </w:r>
           </w:p>
         </w:tc>
@@ -2303,7 +2771,7 @@
           </w:tcPr>
           <w:p ns2:paraId="5BF35099" ns2:textId="77777777">
             <w:r>
-              <w:t xml:space="preserve">siempre null</w:t>
+              <w:t xml:space="preserve">positivo</w:t>
             </w:r>
           </w:p>
         </w:tc>
@@ -2326,7 +2794,7 @@
           </w:tcPr>
           <w:p ns2:paraId="2067DBEB" ns2:textId="77777777">
             <w:r>
-              <w:t xml:space="preserve">El modelo de regresión no expone una medida de confianza; el campo se devuelve siempre como null</w:t>
+              <w:t xml:space="preserve">Menor es mejor; se compara con el baseline del año</w:t>
             </w:r>
           </w:p>
         </w:tc>
@@ -2351,7 +2819,7 @@
           </w:tcPr>
           <w:p ns2:paraId="4132C6A4" ns2:textId="77777777">
             <w:r>
-              <w:t xml:space="preserve">xai_feature_values</w:t>
+              <w:t xml:space="preserve">total_benefit_eur</w:t>
             </w:r>
           </w:p>
         </w:tc>
@@ -2374,7 +2842,7 @@
           </w:tcPr>
           <w:p ns2:paraId="53FB4F47" ns2:textId="77777777">
             <w:r>
-              <w:t xml:space="preserve">dict</w:t>
+              <w:t xml:space="preserve">float (EUR)</w:t>
             </w:r>
           </w:p>
         </w:tc>
@@ -2397,7 +2865,7 @@
           </w:tcPr>
           <w:p ns2:paraId="6B1D3E7E" ns2:textId="77777777">
             <w:r>
-              <w:t xml:space="preserve">Valores numéricos de las features usadas en la predicción (excluye Cultivo), consumido por el servicio XAI</w:t>
+              <w:t xml:space="preserve">Beneficio total de la solución óptima (objetivo Modo B)</w:t>
             </w:r>
           </w:p>
         </w:tc>
@@ -2420,7 +2888,7 @@
           </w:tcPr>
           <w:p ns2:paraId="5BF35099" ns2:textId="77777777">
             <w:r>
-              <w:t xml:space="preserve">{feature: valor}</w:t>
+              <w:t xml:space="preserve">positivo</w:t>
             </w:r>
           </w:p>
         </w:tc>
@@ -2443,7 +2911,7 @@
           </w:tcPr>
           <w:p ns2:paraId="2067DBEB" ns2:textId="77777777">
             <w:r>
-              <w:t xml:space="preserve">Permite al módulo de explicabilidad trazar qué entradas numéricas alimentaron la estimación</w:t>
+              <w:t xml:space="preserve">Guardarraíl en Modo A: no debe caer por debajo del mínimo exigido</w:t>
             </w:r>
           </w:p>
         </w:tc>
@@ -2468,7 +2936,7 @@
           </w:tcPr>
           <w:p ns2:paraId="4132C6A4" ns2:textId="77777777">
             <w:r>
-              <w:t xml:space="preserve">predictions (batch)</w:t>
+              <w:t xml:space="preserve">residue_reduction_pct</w:t>
             </w:r>
           </w:p>
         </w:tc>
@@ -2491,7 +2959,7 @@
           </w:tcPr>
           <w:p ns2:paraId="53FB4F47" ns2:textId="77777777">
             <w:r>
-              <w:t xml:space="preserve">list</w:t>
+              <w:t xml:space="preserve">float (%)</w:t>
             </w:r>
           </w:p>
         </w:tc>
@@ -2514,7 +2982,7 @@
           </w:tcPr>
           <w:p ns2:paraId="6B1D3E7E" ns2:textId="77777777">
             <w:r>
-              <w:t xml:space="preserve">Modo batch: una entrada por fila con row, prediction y Cultivo; las filas con error devuelven row y error</w:t>
+              <w:t xml:space="preserve">(baseline-óptimo)/baseline×100. POSITIVO indica reducción de residuo (convención inversa a la memoria, que lo tabula negativo)</w:t>
             </w:r>
           </w:p>
         </w:tc>
@@ -2537,7 +3005,7 @@
           </w:tcPr>
           <w:p ns2:paraId="5BF35099" ns2:textId="77777777">
             <w:r>
-              <w:t xml:space="preserve">0..N objetos</w:t>
+              <w:t xml:space="preserve">-100..100</w:t>
             </w:r>
           </w:p>
         </w:tc>
@@ -2560,7 +3028,241 @@
           </w:tcPr>
           <w:p ns2:paraId="2067DBEB" ns2:textId="77777777">
             <w:r>
-              <w:t xml:space="preserve">Estimación de residuo fila a fila para procesar un lote de escenarios de una sola vez</w:t>
+              <w:t xml:space="preserve">Métrica de impacto principal; 31.18% en el escenario 2023</w:t>
+            </w:r>
+          </w:p>
+        </w:tc>
+      </w:tr>
+      <w:tr ns2:paraId="4B6C9425" ns2:textId="77777777">
+        <w:tc>
+          <w:tcPr>
+            <w:tcW w:w="2200" w:type="dxa"/>
+            <w:tcBorders>
+              <w:top w:val="single" w:sz="4" w:space="0" w:color="BFCFDF"/>
+              <w:left w:val="single" w:sz="4" w:space="0" w:color="BFCFDF"/>
+              <w:bottom w:val="single" w:sz="4" w:space="0" w:color="BFCFDF"/>
+              <w:right w:val="single" w:sz="4" w:space="0" w:color="BFCFDF"/>
+            </w:tcBorders>
+            <w:shd w:val="clear" w:color="auto" w:fill="EBF3FB"/>
+            <w:tcMar>
+              <w:top w:w="80" w:type="dxa"/>
+              <w:left w:w="120" w:type="dxa"/>
+              <w:bottom w:w="80" w:type="dxa"/>
+              <w:right w:w="120" w:type="dxa"/>
+            </w:tcMar>
+          </w:tcPr>
+          <w:p ns2:paraId="4132C6A4" ns2:textId="77777777">
+            <w:r>
+              <w:t xml:space="preserve">solver_status</w:t>
+            </w:r>
+          </w:p>
+        </w:tc>
+        <w:tc>
+          <w:tcPr>
+            <w:tcW w:w="1200" w:type="dxa"/>
+            <w:tcBorders>
+              <w:top w:val="single" w:sz="4" w:space="0" w:color="BFCFDF"/>
+              <w:left w:val="single" w:sz="4" w:space="0" w:color="BFCFDF"/>
+              <w:bottom w:val="single" w:sz="4" w:space="0" w:color="BFCFDF"/>
+              <w:right w:val="single" w:sz="4" w:space="0" w:color="BFCFDF"/>
+            </w:tcBorders>
+            <w:shd w:val="clear" w:color="auto" w:fill="EBF3FB"/>
+            <w:tcMar>
+              <w:top w:w="80" w:type="dxa"/>
+              <w:left w:w="120" w:type="dxa"/>
+              <w:bottom w:w="80" w:type="dxa"/>
+              <w:right w:w="120" w:type="dxa"/>
+            </w:tcMar>
+          </w:tcPr>
+          <w:p ns2:paraId="53FB4F47" ns2:textId="77777777">
+            <w:r>
+              <w:t xml:space="preserve">str</w:t>
+            </w:r>
+          </w:p>
+        </w:tc>
+        <w:tc>
+          <w:tcPr>
+            <w:tcW w:w="2400" w:type="dxa"/>
+            <w:tcBorders>
+              <w:top w:val="single" w:sz="4" w:space="0" w:color="BFCFDF"/>
+              <w:left w:val="single" w:sz="4" w:space="0" w:color="BFCFDF"/>
+              <w:bottom w:val="single" w:sz="4" w:space="0" w:color="BFCFDF"/>
+              <w:right w:val="single" w:sz="4" w:space="0" w:color="BFCFDF"/>
+            </w:tcBorders>
+            <w:shd w:val="clear" w:color="auto" w:fill="EBF3FB"/>
+            <w:tcMar>
+              <w:top w:w="80" w:type="dxa"/>
+              <w:left w:w="120" w:type="dxa"/>
+              <w:bottom w:w="80" w:type="dxa"/>
+              <w:right w:w="120" w:type="dxa"/>
+            </w:tcMar>
+          </w:tcPr>
+          <w:p ns2:paraId="6B1D3E7E" ns2:textId="77777777">
+            <w:r>
+              <w:t xml:space="preserve">Estado del solver CBC: OPTIMAL | INFEASIBLE | UNBOUNDED | NOT_SOLVED</w:t>
+            </w:r>
+          </w:p>
+        </w:tc>
+        <w:tc>
+          <w:tcPr>
+            <w:tcW w:w="1760" w:type="dxa"/>
+            <w:tcBorders>
+              <w:top w:val="single" w:sz="4" w:space="0" w:color="BFCFDF"/>
+              <w:left w:val="single" w:sz="4" w:space="0" w:color="BFCFDF"/>
+              <w:bottom w:val="single" w:sz="4" w:space="0" w:color="BFCFDF"/>
+              <w:right w:val="single" w:sz="4" w:space="0" w:color="BFCFDF"/>
+            </w:tcBorders>
+            <w:shd w:val="clear" w:color="auto" w:fill="EBF3FB"/>
+            <w:tcMar>
+              <w:top w:w="80" w:type="dxa"/>
+              <w:left w:w="120" w:type="dxa"/>
+              <w:bottom w:w="80" w:type="dxa"/>
+              <w:right w:w="120" w:type="dxa"/>
+            </w:tcMar>
+          </w:tcPr>
+          <w:p ns2:paraId="5BF35099" ns2:textId="77777777">
+            <w:r>
+              <w:t xml:space="preserve">-</w:t>
+            </w:r>
+          </w:p>
+        </w:tc>
+        <w:tc>
+          <w:tcPr>
+            <w:tcW w:w="1800" w:type="dxa"/>
+            <w:tcBorders>
+              <w:top w:val="single" w:sz="4" w:space="0" w:color="BFCFDF"/>
+              <w:left w:val="single" w:sz="4" w:space="0" w:color="BFCFDF"/>
+              <w:bottom w:val="single" w:sz="4" w:space="0" w:color="BFCFDF"/>
+              <w:right w:val="single" w:sz="4" w:space="0" w:color="BFCFDF"/>
+            </w:tcBorders>
+            <w:shd w:val="clear" w:color="auto" w:fill="EBF3FB"/>
+            <w:tcMar>
+              <w:top w:w="80" w:type="dxa"/>
+              <w:left w:w="120" w:type="dxa"/>
+              <w:bottom w:w="80" w:type="dxa"/>
+              <w:right w:w="120" w:type="dxa"/>
+            </w:tcMar>
+          </w:tcPr>
+          <w:p ns2:paraId="2067DBEB" ns2:textId="77777777">
+            <w:r>
+              <w:t xml:space="preserve">INFEASIBLE se traduce a HTTP 422; restricciones incompatibles</w:t>
+            </w:r>
+          </w:p>
+        </w:tc>
+      </w:tr>
+      <w:tr ns2:paraId="4B6C9425" ns2:textId="77777777">
+        <w:tc>
+          <w:tcPr>
+            <w:tcW w:w="2200" w:type="dxa"/>
+            <w:tcBorders>
+              <w:top w:val="single" w:sz="4" w:space="0" w:color="BFCFDF"/>
+              <w:left w:val="single" w:sz="4" w:space="0" w:color="BFCFDF"/>
+              <w:bottom w:val="single" w:sz="4" w:space="0" w:color="BFCFDF"/>
+              <w:right w:val="single" w:sz="4" w:space="0" w:color="BFCFDF"/>
+            </w:tcBorders>
+            <w:shd w:val="clear" w:color="auto" w:fill="EBF3FB"/>
+            <w:tcMar>
+              <w:top w:w="80" w:type="dxa"/>
+              <w:left w:w="120" w:type="dxa"/>
+              <w:bottom w:w="80" w:type="dxa"/>
+              <w:right w:w="120" w:type="dxa"/>
+            </w:tcMar>
+          </w:tcPr>
+          <w:p ns2:paraId="4132C6A4" ns2:textId="77777777">
+            <w:r>
+              <w:t xml:space="preserve">pareto_points / bounds / knee_point</w:t>
+            </w:r>
+          </w:p>
+        </w:tc>
+        <w:tc>
+          <w:tcPr>
+            <w:tcW w:w="1200" w:type="dxa"/>
+            <w:tcBorders>
+              <w:top w:val="single" w:sz="4" w:space="0" w:color="BFCFDF"/>
+              <w:left w:val="single" w:sz="4" w:space="0" w:color="BFCFDF"/>
+              <w:bottom w:val="single" w:sz="4" w:space="0" w:color="BFCFDF"/>
+              <w:right w:val="single" w:sz="4" w:space="0" w:color="BFCFDF"/>
+            </w:tcBorders>
+            <w:shd w:val="clear" w:color="auto" w:fill="EBF3FB"/>
+            <w:tcMar>
+              <w:top w:w="80" w:type="dxa"/>
+              <w:left w:w="120" w:type="dxa"/>
+              <w:bottom w:w="80" w:type="dxa"/>
+              <w:right w:w="120" w:type="dxa"/>
+            </w:tcMar>
+          </w:tcPr>
+          <w:p ns2:paraId="53FB4F47" ns2:textId="77777777">
+            <w:r>
+              <w:t xml:space="preserve">list / dict (modo pareto)</w:t>
+            </w:r>
+          </w:p>
+        </w:tc>
+        <w:tc>
+          <w:tcPr>
+            <w:tcW w:w="2400" w:type="dxa"/>
+            <w:tcBorders>
+              <w:top w:val="single" w:sz="4" w:space="0" w:color="BFCFDF"/>
+              <w:left w:val="single" w:sz="4" w:space="0" w:color="BFCFDF"/>
+              <w:bottom w:val="single" w:sz="4" w:space="0" w:color="BFCFDF"/>
+              <w:right w:val="single" w:sz="4" w:space="0" w:color="BFCFDF"/>
+            </w:tcBorders>
+            <w:shd w:val="clear" w:color="auto" w:fill="EBF3FB"/>
+            <w:tcMar>
+              <w:top w:w="80" w:type="dxa"/>
+              <w:left w:w="120" w:type="dxa"/>
+              <w:bottom w:w="80" w:type="dxa"/>
+              <w:right w:w="120" w:type="dxa"/>
+            </w:tcMar>
+          </w:tcPr>
+          <w:p ns2:paraId="6B1D3E7E" ns2:textId="77777777">
+            <w:r>
+              <w:t xml:space="preserve">Frontera residuo↔beneficio: cotas, puntos no dominados (en millones) y punto de mejor compromiso</w:t>
+            </w:r>
+          </w:p>
+        </w:tc>
+        <w:tc>
+          <w:tcPr>
+            <w:tcW w:w="1760" w:type="dxa"/>
+            <w:tcBorders>
+              <w:top w:val="single" w:sz="4" w:space="0" w:color="BFCFDF"/>
+              <w:left w:val="single" w:sz="4" w:space="0" w:color="BFCFDF"/>
+              <w:bottom w:val="single" w:sz="4" w:space="0" w:color="BFCFDF"/>
+              <w:right w:val="single" w:sz="4" w:space="0" w:color="BFCFDF"/>
+            </w:tcBorders>
+            <w:shd w:val="clear" w:color="auto" w:fill="EBF3FB"/>
+            <w:tcMar>
+              <w:top w:w="80" w:type="dxa"/>
+              <w:left w:w="120" w:type="dxa"/>
+              <w:bottom w:w="80" w:type="dxa"/>
+              <w:right w:w="120" w:type="dxa"/>
+            </w:tcMar>
+          </w:tcPr>
+          <w:p ns2:paraId="5BF35099" ns2:textId="77777777">
+            <w:r>
+              <w:t xml:space="preserve">-</w:t>
+            </w:r>
+          </w:p>
+        </w:tc>
+        <w:tc>
+          <w:tcPr>
+            <w:tcW w:w="1800" w:type="dxa"/>
+            <w:tcBorders>
+              <w:top w:val="single" w:sz="4" w:space="0" w:color="BFCFDF"/>
+              <w:left w:val="single" w:sz="4" w:space="0" w:color="BFCFDF"/>
+              <w:bottom w:val="single" w:sz="4" w:space="0" w:color="BFCFDF"/>
+              <w:right w:val="single" w:sz="4" w:space="0" w:color="BFCFDF"/>
+            </w:tcBorders>
+            <w:shd w:val="clear" w:color="auto" w:fill="EBF3FB"/>
+            <w:tcMar>
+              <w:top w:w="80" w:type="dxa"/>
+              <w:left w:w="120" w:type="dxa"/>
+              <w:bottom w:w="80" w:type="dxa"/>
+              <w:right w:w="120" w:type="dxa"/>
+            </w:tcMar>
+          </w:tcPr>
+          <w:p ns2:paraId="2067DBEB" ns2:textId="77777777">
+            <w:r>
+              <w:t xml:space="preserve">El knee point es el mejor equilibrio residuo-beneficio de la frontera</w:t>
             </w:r>
           </w:p>
         </w:tc>
@@ -2764,7 +3466,7 @@
           </w:tcPr>
           <w:p ns2:paraId="631A7871" ns2:textId="77777777">
             <w:r>
-              <w:t xml:space="preserve">R² / MAE del predictor surrogate</w:t>
+              <w:t xml:space="preserve">Reducción de residuo (escenario 2023, verificado)</w:t>
             </w:r>
           </w:p>
         </w:tc>
@@ -2787,7 +3489,7 @@
           </w:tcPr>
           <w:p ns2:paraId="098B665D" ns2:textId="77777777">
             <w:r>
-              <w:t xml:space="preserve">No documentado en la memoria de entrega</w:t>
+              <w:t xml:space="preserve">31.18 %</w:t>
             </w:r>
           </w:p>
         </w:tc>
@@ -2810,7 +3512,7 @@
           </w:tcPr>
           <w:p ns2:paraId="43E2B30F" ns2:textId="77777777">
             <w:r>
-              <w:t xml:space="preserve">El código no expone métricas de test (stats().metrics está vacío) y la memoria v2.0 retiró el modelo surrogate MLP, por lo que no reporta R² ni MAE del predictor de regresión integrado</w:t>
+              <w:t xml:space="preserve">Reducción de residuo vs baseline manteniendo el beneficio (reproducido exacto contra el resultado auditado)</w:t>
             </w:r>
           </w:p>
         </w:tc>
@@ -2833,7 +3535,7 @@
           </w:tcPr>
           <w:p ns2:paraId="6AFC25E8" ns2:textId="77777777">
             <w:r>
-              <w:t xml:space="preserve">No es posible declarar la exactitud del predictor a partir de la entrega; requiere una evaluación propia sobre datos de test antes del despliegue</w:t>
+              <w:t xml:space="preserve">casi un tercio menos de biomasa residual sin perder beneficio</w:t>
             </w:r>
           </w:p>
         </w:tc>
@@ -2858,7 +3560,7 @@
           </w:tcPr>
           <w:p ns2:paraId="631A7871" ns2:textId="77777777">
             <w:r>
-              <w:t xml:space="preserve">r2_test (solo reentrenamiento)</w:t>
+              <w:t xml:space="preserve">Beneficio preservado (2023)</w:t>
             </w:r>
           </w:p>
         </w:tc>
@@ -2881,7 +3583,7 @@
           </w:tcPr>
           <w:p ns2:paraId="098B665D" ns2:textId="77777777">
             <w:r>
-              <w:t xml:space="preserve">Calculado en tiempo de ejecución; sin valor fijo publicado</w:t>
+              <w:t xml:space="preserve">100 % (Δ -0.54 EUR)</w:t>
             </w:r>
           </w:p>
         </w:tc>
@@ -2904,7 +3606,7 @@
           </w:tcPr>
           <w:p ns2:paraId="43E2B30F" ns2:textId="77777777">
             <w:r>
-              <w:t xml:space="preserve">El endpoint /train devuelve r2_test (coeficiente de determinación sobre el hold-out del CSV aportado, split cronológico por Año o 80/20 aleatorio) junto a n_train y n_test</w:t>
+              <w:t xml:space="preserve">Beneficio de la solución óptima frente al baseline</w:t>
             </w:r>
           </w:p>
         </w:tc>
@@ -2927,7 +3629,7 @@
           </w:tcPr>
           <w:p ns2:paraId="6AFC25E8" ns2:textId="77777777">
             <w:r>
-              <w:t xml:space="preserve">Solo disponible tras un reentrenamiento del usuario; no hay un valor de referencia entregado para el artefacto fijo</w:t>
+              <w:t xml:space="preserve">la reducción de residuo no cuesta beneficio</w:t>
             </w:r>
           </w:p>
         </w:tc>
@@ -2952,7 +3654,7 @@
           </w:tcPr>
           <w:p ns2:paraId="631A7871" ns2:textId="77777777">
             <w:r>
-              <w:t xml:space="preserve">Reducción de residuo (optimizador LP de la memoria — sistema distinto)</w:t>
+              <w:t xml:space="preserve">Variación de producción (2023)</w:t>
             </w:r>
           </w:p>
         </w:tc>
@@ -2975,7 +3677,7 @@
           </w:tcPr>
           <w:p ns2:paraId="098B665D" ns2:textId="77777777">
             <w:r>
-              <w:t xml:space="preserve">≈ 31 % (escenario 2023)</w:t>
+              <w:t xml:space="preserve">-5.05 %</w:t>
             </w:r>
           </w:p>
         </w:tc>
@@ -2998,7 +3700,7 @@
           </w:tcPr>
           <w:p ns2:paraId="43E2B30F" ns2:textId="77777777">
             <w:r>
-              <w:t xml:space="preserve">Métrica de impacto del sistema de Programación Lineal (PuLP/CBC) descrito en la memoria v2.0, que NO es el plugin integrado: el residuo por euro de beneficio cae de 0,0191 a 0,0132 t/EUR reasignando superficie, con la producción bajando solo 5,05 % y el beneficio preservado al 100 %</w:t>
+              <w:t xml:space="preserve">Cambio de producción total de la solución óptima vs baseline</w:t>
             </w:r>
           </w:p>
         </w:tc>
@@ -3021,7 +3723,195 @@
           </w:tcPr>
           <w:p ns2:paraId="6AFC25E8" ns2:textId="77777777">
             <w:r>
-              <w:t xml:space="preserve">Es el resultado del optimizador LP de la entrega, no del predictor de regresión integrado; se incluye como contexto de negocio, no como métrica del modelo desplegado</w:t>
+              <w:t xml:space="preserve">ligera bajada de producción como contrapartida</w:t>
+            </w:r>
+          </w:p>
+        </w:tc>
+      </w:tr>
+      <w:tr ns2:paraId="66471EDA" ns2:textId="77777777">
+        <w:tc>
+          <w:tcPr>
+            <w:tcW w:w="2340" w:type="dxa"/>
+            <w:tcBorders>
+              <w:top w:val="single" w:sz="4" w:space="0" w:color="BFCFDF"/>
+              <w:left w:val="single" w:sz="4" w:space="0" w:color="BFCFDF"/>
+              <w:bottom w:val="single" w:sz="4" w:space="0" w:color="BFCFDF"/>
+              <w:right w:val="single" w:sz="4" w:space="0" w:color="BFCFDF"/>
+            </w:tcBorders>
+            <w:shd w:val="clear" w:color="auto" w:fill="EBF3FB"/>
+            <w:tcMar>
+              <w:top w:w="80" w:type="dxa"/>
+              <w:left w:w="120" w:type="dxa"/>
+              <w:bottom w:w="80" w:type="dxa"/>
+              <w:right w:w="120" w:type="dxa"/>
+            </w:tcMar>
+          </w:tcPr>
+          <w:p ns2:paraId="631A7871" ns2:textId="77777777">
+            <w:r>
+              <w:t xml:space="preserve">Reducción multiaño (2021 / 2022)</w:t>
+            </w:r>
+          </w:p>
+        </w:tc>
+        <w:tc>
+          <w:tcPr>
+            <w:tcW w:w="2340" w:type="dxa"/>
+            <w:tcBorders>
+              <w:top w:val="single" w:sz="4" w:space="0" w:color="BFCFDF"/>
+              <w:left w:val="single" w:sz="4" w:space="0" w:color="BFCFDF"/>
+              <w:bottom w:val="single" w:sz="4" w:space="0" w:color="BFCFDF"/>
+              <w:right w:val="single" w:sz="4" w:space="0" w:color="BFCFDF"/>
+            </w:tcBorders>
+            <w:shd w:val="clear" w:color="auto" w:fill="EBF3FB"/>
+            <w:tcMar>
+              <w:top w:w="80" w:type="dxa"/>
+              <w:left w:w="120" w:type="dxa"/>
+              <w:bottom w:w="80" w:type="dxa"/>
+              <w:right w:w="120" w:type="dxa"/>
+            </w:tcMar>
+          </w:tcPr>
+          <w:p ns2:paraId="098B665D" ns2:textId="77777777">
+            <w:r>
+              <w:t xml:space="preserve">7.44 % / 7.30 %</w:t>
+            </w:r>
+          </w:p>
+        </w:tc>
+        <w:tc>
+          <w:tcPr>
+            <w:tcW w:w="2340" w:type="dxa"/>
+            <w:tcBorders>
+              <w:top w:val="single" w:sz="4" w:space="0" w:color="BFCFDF"/>
+              <w:left w:val="single" w:sz="4" w:space="0" w:color="BFCFDF"/>
+              <w:bottom w:val="single" w:sz="4" w:space="0" w:color="BFCFDF"/>
+              <w:right w:val="single" w:sz="4" w:space="0" w:color="BFCFDF"/>
+            </w:tcBorders>
+            <w:shd w:val="clear" w:color="auto" w:fill="EBF3FB"/>
+            <w:tcMar>
+              <w:top w:w="80" w:type="dxa"/>
+              <w:left w:w="120" w:type="dxa"/>
+              <w:bottom w:w="80" w:type="dxa"/>
+              <w:right w:w="120" w:type="dxa"/>
+            </w:tcMar>
+          </w:tcPr>
+          <w:p ns2:paraId="43E2B30F" ns2:textId="77777777">
+            <w:r>
+              <w:t xml:space="preserve">Reducción de residuo verificada para otros años (magnitud exacta vs memoria)</w:t>
+            </w:r>
+          </w:p>
+        </w:tc>
+        <w:tc>
+          <w:tcPr>
+            <w:tcW w:w="2340" w:type="dxa"/>
+            <w:tcBorders>
+              <w:top w:val="single" w:sz="4" w:space="0" w:color="BFCFDF"/>
+              <w:left w:val="single" w:sz="4" w:space="0" w:color="BFCFDF"/>
+              <w:bottom w:val="single" w:sz="4" w:space="0" w:color="BFCFDF"/>
+              <w:right w:val="single" w:sz="4" w:space="0" w:color="BFCFDF"/>
+            </w:tcBorders>
+            <w:shd w:val="clear" w:color="auto" w:fill="EBF3FB"/>
+            <w:tcMar>
+              <w:top w:w="80" w:type="dxa"/>
+              <w:left w:w="120" w:type="dxa"/>
+              <w:bottom w:w="80" w:type="dxa"/>
+              <w:right w:w="120" w:type="dxa"/>
+            </w:tcMar>
+          </w:tcPr>
+          <w:p ns2:paraId="6AFC25E8" ns2:textId="77777777">
+            <w:r>
+              <w:t xml:space="preserve">el beneficio del enfoque se mantiene en distintos años</w:t>
+            </w:r>
+          </w:p>
+        </w:tc>
+      </w:tr>
+      <w:tr ns2:paraId="66471EDA" ns2:textId="77777777">
+        <w:tc>
+          <w:tcPr>
+            <w:tcW w:w="2340" w:type="dxa"/>
+            <w:tcBorders>
+              <w:top w:val="single" w:sz="4" w:space="0" w:color="BFCFDF"/>
+              <w:left w:val="single" w:sz="4" w:space="0" w:color="BFCFDF"/>
+              <w:bottom w:val="single" w:sz="4" w:space="0" w:color="BFCFDF"/>
+              <w:right w:val="single" w:sz="4" w:space="0" w:color="BFCFDF"/>
+            </w:tcBorders>
+            <w:shd w:val="clear" w:color="auto" w:fill="EBF3FB"/>
+            <w:tcMar>
+              <w:top w:w="80" w:type="dxa"/>
+              <w:left w:w="120" w:type="dxa"/>
+              <w:bottom w:w="80" w:type="dxa"/>
+              <w:right w:w="120" w:type="dxa"/>
+            </w:tcMar>
+          </w:tcPr>
+          <w:p ns2:paraId="631A7871" ns2:textId="77777777">
+            <w:r>
+              <w:t xml:space="preserve">Verificación golden dataset</w:t>
+            </w:r>
+          </w:p>
+        </w:tc>
+        <w:tc>
+          <w:tcPr>
+            <w:tcW w:w="2340" w:type="dxa"/>
+            <w:tcBorders>
+              <w:top w:val="single" w:sz="4" w:space="0" w:color="BFCFDF"/>
+              <w:left w:val="single" w:sz="4" w:space="0" w:color="BFCFDF"/>
+              <w:bottom w:val="single" w:sz="4" w:space="0" w:color="BFCFDF"/>
+              <w:right w:val="single" w:sz="4" w:space="0" w:color="BFCFDF"/>
+            </w:tcBorders>
+            <w:shd w:val="clear" w:color="auto" w:fill="EBF3FB"/>
+            <w:tcMar>
+              <w:top w:w="80" w:type="dxa"/>
+              <w:left w:w="120" w:type="dxa"/>
+              <w:bottom w:w="80" w:type="dxa"/>
+              <w:right w:w="120" w:type="dxa"/>
+            </w:tcMar>
+          </w:tcPr>
+          <w:p ns2:paraId="098B665D" ns2:textId="77777777">
+            <w:r>
+              <w:t xml:space="preserve">12/12 dentro de tolerancia 0.5 %</w:t>
+            </w:r>
+          </w:p>
+        </w:tc>
+        <w:tc>
+          <w:tcPr>
+            <w:tcW w:w="2340" w:type="dxa"/>
+            <w:tcBorders>
+              <w:top w:val="single" w:sz="4" w:space="0" w:color="BFCFDF"/>
+              <w:left w:val="single" w:sz="4" w:space="0" w:color="BFCFDF"/>
+              <w:bottom w:val="single" w:sz="4" w:space="0" w:color="BFCFDF"/>
+              <w:right w:val="single" w:sz="4" w:space="0" w:color="BFCFDF"/>
+            </w:tcBorders>
+            <w:shd w:val="clear" w:color="auto" w:fill="EBF3FB"/>
+            <w:tcMar>
+              <w:top w:w="80" w:type="dxa"/>
+              <w:left w:w="120" w:type="dxa"/>
+              <w:bottom w:w="80" w:type="dxa"/>
+              <w:right w:w="120" w:type="dxa"/>
+            </w:tcMar>
+          </w:tcPr>
+          <w:p ns2:paraId="43E2B30F" ns2:textId="77777777">
+            <w:r>
+              <w:t xml:space="preserve">Todos los casos auditados (optimize, cotas y frontera de Pareto) reproducidos por el plugin integrado</w:t>
+            </w:r>
+          </w:p>
+        </w:tc>
+        <w:tc>
+          <w:tcPr>
+            <w:tcW w:w="2340" w:type="dxa"/>
+            <w:tcBorders>
+              <w:top w:val="single" w:sz="4" w:space="0" w:color="BFCFDF"/>
+              <w:left w:val="single" w:sz="4" w:space="0" w:color="BFCFDF"/>
+              <w:bottom w:val="single" w:sz="4" w:space="0" w:color="BFCFDF"/>
+              <w:right w:val="single" w:sz="4" w:space="0" w:color="BFCFDF"/>
+            </w:tcBorders>
+            <w:shd w:val="clear" w:color="auto" w:fill="EBF3FB"/>
+            <w:tcMar>
+              <w:top w:w="80" w:type="dxa"/>
+              <w:left w:w="120" w:type="dxa"/>
+              <w:bottom w:w="80" w:type="dxa"/>
+              <w:right w:w="120" w:type="dxa"/>
+            </w:tcMar>
+          </w:tcPr>
+          <w:p ns2:paraId="6AFC25E8" ns2:textId="77777777">
+            <w:r>
+              <w:t xml:space="preserve">el port del LP es fiel al modelo original</w:t>
             </w:r>
           </w:p>
         </w:tc>
@@ -3165,7 +4055,7 @@
           </w:tcPr>
           <w:p ns2:paraId="26419EF2" ns2:textId="77777777">
             <w:r>
-              <w:t xml:space="preserve">Discrepancia memoria vs. código: el plugin predice, no optimiza</w:t>
+              <w:t xml:space="preserve">No es un predictor ni un modelo aprendido</w:t>
             </w:r>
           </w:p>
         </w:tc>
@@ -3188,7 +4078,7 @@
           </w:tcPr>
           <w:p ns2:paraId="3E7B7A63" ns2:textId="77777777">
             <w:r>
-              <w:t xml:space="preserve">Pese al identificador 'residue-optimizer', el plugin integrado es un modelo de regresión que solo estima el residuo en toneladas. No resuelve ningún problema de optimización, no aplica restricciones agronómicas ni económicas y no devuelve un plan de reasignación de superficie ni una frontera de Pareto.</w:t>
+              <w:t xml:space="preserve">Es un optimizador determinista de Programación Lineal; su calidad depende del modelo económico (precios/costes) y de los datos históricos de superficie/rendimiento, no de un entrenamiento.</w:t>
             </w:r>
           </w:p>
         </w:tc>
@@ -3213,7 +4103,7 @@
           </w:tcPr>
           <w:p ns2:paraId="26419EF2" ns2:textId="77777777">
             <w:r>
-              <w:t xml:space="preserve">Discrepancia memoria vs. código: modelo retirado en v2.0</w:t>
+              <w:t xml:space="preserve">Sensible a precios y costes</w:t>
             </w:r>
           </w:p>
         </w:tc>
@@ -3236,7 +4126,7 @@
           </w:tcPr>
           <w:p ns2:paraId="3E7B7A63" ns2:textId="77777777">
             <w:r>
-              <w:t xml:space="preserve">El registro de cambios de la memoria indica que la versión v2.0 (08/06/2026) rediseñó por completo el sistema a Programación Lineal determinista (PuLP/CBC) y RETIRÓ explícitamente el MLP sustituto y el algoritmo genético. El plugin integrado (MLPRegressor surrogate) corresponde al enfoque de las versiones v1.x que la memoria final abandona; la memoria v2.0 argumenta además, en su Sección 5.3, en contra de usar un surrogate para este problema.</w:t>
+              <w:t xml:space="preserve">El resultado (sobre todo en Modo B, maximizar beneficio) depende de los precios de grano y costes por cultivo del modelo económico; conviene revisarlos y, si procede, sobrescribirlos con datos actuales.</w:t>
             </w:r>
           </w:p>
         </w:tc>
@@ -3261,7 +4151,7 @@
           </w:tcPr>
           <w:p ns2:paraId="26419EF2" ns2:textId="77777777">
             <w:r>
-              <w:t xml:space="preserve">Discrepancia con el título: no hay neuroevolución</w:t>
+              <w:t xml:space="preserve">Restricciones pueden ser infactibles</w:t>
             </w:r>
           </w:p>
         </w:tc>
@@ -3284,7 +4174,7 @@
           </w:tcPr>
           <w:p ns2:paraId="3E7B7A63" ns2:textId="77777777">
             <w:r>
-              <w:t xml:space="preserve">El título del entregable menciona 'técnicas neuroevolutivas', pero ni la memoria v2.0 (Programación Lineal) ni el plugin integrado (MLPRegressor) emplean neuroevolución; el acrónimo real del proyecto es REOLSEC (REducción con Optimización Lineal en el SEctor Cerealístico).</w:t>
+              <w:t xml:space="preserve">Combinaciones incompatibles de beneficio mínimo, bandas de superficie y uso mínimo de tierra hacen el problema infactible (HTTP 422); requiere relajar alguna restricción.</w:t>
             </w:r>
           </w:p>
         </w:tc>
@@ -3309,7 +4199,7 @@
           </w:tcPr>
           <w:p ns2:paraId="26419EF2" ns2:textId="77777777">
             <w:r>
-              <w:t xml:space="preserve">Sin métricas de exactitud entregadas</w:t>
+              <w:t xml:space="preserve">Alcance de datos</w:t>
             </w:r>
           </w:p>
         </w:tc>
@@ -3332,7 +4222,7 @@
           </w:tcPr>
           <w:p ns2:paraId="3E7B7A63" ns2:textId="77777777">
             <w:r>
-              <w:t xml:space="preserve">No se entregó ningún valor de R², MAE ni error de test del predictor surrogate; la exactitud del artefacto surrogate_residue.pkl no está caracterizada en la documentación de entrega.</w:t>
+              <w:t xml:space="preserve">El dataset base cubre Castilla y León 2009–2023 (sin 2020) y 10 cultivos cerealistas; fuera de ese ámbito los coeficientes no son válidos.</w:t>
             </w:r>
           </w:p>
         </w:tc>
@@ -3357,7 +4247,7 @@
           </w:tcPr>
           <w:p ns2:paraId="26419EF2" ns2:textId="77777777">
             <w:r>
-              <w:t xml:space="preserve">Residuo es una variable derivada, no medida</w:t>
+              <w:t xml:space="preserve">Convención de signo</w:t>
             </w:r>
           </w:p>
         </w:tc>
@@ -3380,7 +4270,7 @@
           </w:tcPr>
           <w:p ns2:paraId="3E7B7A63" ns2:textId="77777777">
             <w:r>
-              <w:t xml:space="preserve">Según la memoria, el residuo no se mide en campo: se calcula de forma determinista a partir del Índice de Cosecha (HI) y una fracción de retirada por cultivo. El predictor surrogate, por tanto, aproxima una fórmula agronómica conocida en lugar de un fenómeno observado.</w:t>
+              <w:t xml:space="preserve">residue_reduction_pct se devuelve positivo cuando hay reducción (la memoria lo tabula negativo); misma magnitud, signo opuesto — documentado para evitar malinterpretaciones.</w:t>
             </w:r>
           </w:p>
         </w:tc>
@@ -3405,7 +4295,7 @@
           </w:tcPr>
           <w:p ns2:paraId="26419EF2" ns2:textId="77777777">
             <w:r>
-              <w:t xml:space="preserve">Alcance geográfico y temporal del dataset</w:t>
+              <w:t xml:space="preserve">Identidad del modelo</w:t>
             </w:r>
           </w:p>
         </w:tc>
@@ -3428,7 +4318,7 @@
           </w:tcPr>
           <w:p ns2:paraId="3E7B7A63" ns2:textId="77777777">
             <w:r>
-              <w:t xml:space="preserve">Los datos de referencia proceden de los Anuarios de Estadística Agraria de Castilla y León 2009-2023 (sin 2020), con granularidad anual y sesgo geográfico hacia la meseta norte; su representatividad fuera de ese ámbito no está validada. La columna Prod_Grano_t presenta huecos por fallos de parseo en PDF (2011-2015), aunque no interviene en el cálculo del residuo.</w:t>
+              <w:t xml:space="preserve">El identificador y el título del proyecto mencionan 'neuroevolutivo', pero la versión v2.0 integrada es Programación Lineal determinista (ni neuroevolución ni algoritmo genético).</w:t>
             </w:r>
           </w:p>
         </w:tc>
@@ -3472,7 +4362,7 @@
         <w:jc w:val="both"/>
       </w:pPr>
       <w:r>
-        <w:t xml:space="preserve">Se ejecuta íntegramente en CPU; carga de memoria mínima y latencia baja (inferencia de un Pipeline scikit-learn ligero). Python 3.10+. Dependencias: scikit-learn, pandas, joblib, numpy; MLflow para reentrenamiento/registro opcional. Artefacto único surrogate_residue.pkl cargado vía ArtifactStore (local en artifacts/ml31_cereals_residue_optimizer/ o s3://&lt;bucket&gt;/artifacts/fixed/ml31_cereals_residue_optimizer/). Reentrenamiento por usuario soportado (/train): MLPRegressor hidden_layer_sizes=(128,64), max_iter=500, early_stopping=True, validation_fraction=0.1, random_state=42; preprocesado con StandardScaler sobre las 4 numéricas y OneHotEncoder(handle_unknown='ignore') sobre Cultivo; split cronológico por columna Año (80 %) si existe, o train_test_split 80/20 en su defecto. Recomendación de monitorización: al no haber métricas de exactitud entregadas, caracterizar el error del predictor sobre un conjunto de test propio antes de usar sus estimaciones en decisiones; toda cifra derivada de datos no medidos en campo requiere validación con datos reales antes del despliegue.</w:t>
+        <w:t xml:space="preserve">Ejecutable en CPU (solver CBC incluido con PuLP==3.3.2); sin GPU, sin dependencias pesadas de ML. Resolución del LP ~0.014 s por escenario. Determinista y reproducible (sin semillas aleatorias). Artefactos de configuración (crop_economics.json, harvest_index.json, config JSON) en artifacts/ml31_cereals_residue_optimizer/ local o en S3 artifacts/fixed/. train() → HTTP 501 (optimizador, no se reentrena). Excepción de dominio InfeasibleOptimizationError → HTTP 422. mlflow_utils.py presente por convención del repo.</w:t>
       </w:r>
     </w:p>
     <w:p ns2:paraId="642BAC39" ns2:textId="77777777"/>
@@ -3563,7 +4453,7 @@
           </w:tcPr>
           <w:p ns2:paraId="548E93F5" ns2:textId="77777777">
             <w:r>
-              <w:t xml:space="preserve">N/A — sin golden dataset en la entrega. Los tests unitarios del plugin usan mocks; no se aportó fichero de prueba de referencia con casos golden reales.</w:t>
+              <w:t xml:space="preserve">Golden dataset del manifest (inbox/a31/manifest.yaml): 12 casos auditados de optimization_metrics.json, pareto_metrics.json y la tabla multiaño de la memoria.</w:t>
             </w:r>
           </w:p>
         </w:tc>
@@ -3618,7 +4508,7 @@
           </w:tcPr>
           <w:p ns2:paraId="2F98E928" ns2:textId="77777777">
             <w:r>
-              <w:t xml:space="preserve">Dataset de referencia de la memoria (para el sistema LP, no un golden set de test del predictor): 137 registros año-cultivo de los Anuarios de Estadística Agraria de Castilla y León 2009-2023 (sin 2020), 10 cultivos cerealistas.</w:t>
+              <w:t xml:space="preserve">12 casos: 1 escenario de referencia 2023, 2 multiaño (2021/2022), 2 cotas de Pareto y 7 puntos de la frontera (incl. knee).</w:t>
             </w:r>
           </w:p>
         </w:tc>
@@ -3673,7 +4563,7 @@
           </w:tcPr>
           <w:p ns2:paraId="15092C4A" ns2:textId="77777777">
             <w:r>
-              <w:t xml:space="preserve">N/A — no hay verificación de correctitud del predictor contra un golden dataset en la entrega. Las cifras cuantitativas de la memoria (reducción de residuo ≈31 %, beneficio preservado al 100 %) corresponden al optimizador LP, no al predictor integrado.</w:t>
+              <w:t xml:space="preserve">12/12 reproducidos por el plugin integrado dentro de tolerancia 0.5 %: 2023 residuo 4 481 067.28 t y reducción 31.18 % exactos; cotas y knee de Pareto exactos. Ver outputs/a31/verification_report.md.</w:t>
             </w:r>
           </w:p>
         </w:tc>
